--- a/results/EV_Supply_Chain_Model_Results.docx
+++ b/results/EV_Supply_Chain_Model_Results.docx
@@ -97,7 +97,7 @@
         <w:pStyle w:val="ListBullet"/>
       </w:pPr>
       <w:r>
-        <w:t>All 647 automated checks across four test suites pass with zero failures.</w:t>
+        <w:t>All 652 automated checks across four test suites pass with zero failures.</w:t>
       </w:r>
     </w:p>
     <w:p>
@@ -3723,7 +3723,7 @@
               <w:jc w:val="center"/>
             </w:pPr>
             <w:r>
-              <w:t>84</w:t>
+              <w:t>87</w:t>
             </w:r>
           </w:p>
         </w:tc>
@@ -3736,7 +3736,7 @@
               <w:jc w:val="center"/>
             </w:pPr>
             <w:r>
-              <w:t>84</w:t>
+              <w:t>87</w:t>
             </w:r>
           </w:p>
         </w:tc>
@@ -3790,7 +3790,7 @@
               <w:jc w:val="center"/>
             </w:pPr>
             <w:r>
-              <w:t>476</w:t>
+              <w:t>478</w:t>
             </w:r>
           </w:p>
         </w:tc>
@@ -3803,7 +3803,7 @@
               <w:jc w:val="center"/>
             </w:pPr>
             <w:r>
-              <w:t>476</w:t>
+              <w:t>478</w:t>
             </w:r>
           </w:p>
         </w:tc>
@@ -3857,7 +3857,7 @@
               <w:jc w:val="center"/>
             </w:pPr>
             <w:r>
-              <w:t>647</w:t>
+              <w:t>652</w:t>
             </w:r>
           </w:p>
         </w:tc>
@@ -3870,7 +3870,7 @@
               <w:jc w:val="center"/>
             </w:pPr>
             <w:r>
-              <w:t>647</w:t>
+              <w:t>652</w:t>
             </w:r>
           </w:p>
         </w:tc>
@@ -4048,7 +4048,7 @@
           <w:b/>
           <w:i w:val="0"/>
         </w:rPr>
-        <w:t>consistency (9)</w:t>
+        <w:t>consistency (11)</w:t>
       </w:r>
     </w:p>
     <w:p>
@@ -4057,7 +4057,7 @@
           <w:b w:val="0"/>
           <w:i w:val="0"/>
         </w:rPr>
-        <w:t>Cross-layer consistency: mineral stocks near target; no cell stockout; OEM production grows 260 weeks; price signal &gt; 1.0 in steady state.</w:t>
+        <w:t>Cross-layer consistency: mineral stocks near target; no cell stockout; OEM production grows 260 weeks; price signal &gt; 1.0 in steady state; ABM-to-SD diagnostic columns present and bounded.</w:t>
       </w:r>
     </w:p>
     <w:p>
